--- a/flow/20230927_hours/drafts/2024-04-g/13.04.docx
+++ b/flow/20230927_hours/drafts/2024-04-g/13.04.docx
@@ -1199,20 +1199,11 @@
       </w:r>
     </w:p>
     <w:p>
-      <w:pPr>
-        <w:spacing w:line="240" w:lineRule="auto"/>
-        <w:rPr>
-          <w:rFonts w:ascii="Times New Roman" w:hAnsi="Times New Roman"/>
-          <w:i/>
-          <w:color w:val="FF0000"/>
-          <w:sz w:val="24"/>
-        </w:rPr>
-      </w:pPr>
-      <w:r>
-        <w:rPr>
-          <w:rFonts w:ascii="Times New Roman" w:hAnsi="Times New Roman"/>
-          <w:i/>
-          <w:color w:val="FF0000"/>
+      <w:r>
+        <w:rPr>
+          <w:rFonts w:ascii="Times New Roman" w:hAnsi="Times New Roman"/>
+          <w:i/>
+          <w:color w:val="FF4400"/>
           <w:sz w:val="24"/>
         </w:rPr>
         <w:t xml:space="preserve">Тропар (г. 7): </w:t>
@@ -1220,9 +1211,10 @@
       <w:r>
         <w:rPr>
           <w:rFonts w:ascii="Times New Roman" w:hAnsi="Times New Roman"/>
-          <w:sz w:val="24"/>
-        </w:rPr>
-        <w:t>Хоч запечатаний був гріб,* як життя із гробу возсіяв Ти, Христе Боже,* і хоч замкнені були двері,* ученикам представ єси, як воскресіння всіх,* дух правий через них обновлюючи нам,* по великій Твоїй милості.</w:t>
+          <w:color w:val="333333"/>
+          <w:sz w:val="24"/>
+        </w:rPr>
+        <w:t>Хоч запечатаний був гріб,* як життя із гробу возсіяв Ти, Христе Боже,* і хоч замкнені були двері,* ученикам представ єси, як воскресіння всіх,* дух правий через них обновляючи нам,* по великій Твоїй милості.</w:t>
       </w:r>
     </w:p>
     <w:p>
@@ -1525,28 +1517,22 @@
       </w:r>
     </w:p>
     <w:p>
-      <w:pPr>
-        <w:spacing w:line="240" w:lineRule="auto"/>
-        <w:rPr>
-          <w:rFonts w:ascii="Times New Roman" w:hAnsi="Times New Roman"/>
-          <w:sz w:val="24"/>
-        </w:rPr>
-      </w:pPr>
-      <w:r>
-        <w:rPr>
-          <w:rFonts w:ascii="Times New Roman" w:hAnsi="Times New Roman"/>
-          <w:i/>
-          <w:color w:val="FF0000"/>
-          <w:sz w:val="24"/>
-        </w:rPr>
-        <w:t xml:space="preserve">Кондак (г. 8): </w:t>
-      </w:r>
-      <w:r>
-        <w:rPr>
-          <w:rFonts w:ascii="Times New Roman" w:hAnsi="Times New Roman"/>
-          <w:sz w:val="24"/>
-        </w:rPr>
-        <w:t>Допитливою десницею* життєдайні Твої ребра Тома провірив, Христе Боже,* бо, хоч замкнені були двері, як Ти увійшов,* він із іншими апостолами кликав до Тебе:* Господь єси і Бог мій.</w:t>
+      <w:r>
+        <w:rPr>
+          <w:rFonts w:ascii="Times New Roman" w:hAnsi="Times New Roman"/>
+          <w:i/>
+          <w:color w:val="FF4400"/>
+          <w:sz w:val="24"/>
+        </w:rPr>
+        <w:t>Кондак (г. 8):</w:t>
+      </w:r>
+      <w:r>
+        <w:rPr>
+          <w:rFonts w:ascii="Times New Roman" w:hAnsi="Times New Roman"/>
+          <w:color w:val="333333"/>
+          <w:sz w:val="24"/>
+        </w:rPr>
+        <w:t xml:space="preserve"> Допитливою десницею* життєдайні Твої ребра Тома провірив, Христе Боже,* бо, хоч замкнені були двері, як Ти увійшов,* він із іншими апостолами кликав до Тебе:* Господь єси і Бог мій.</w:t>
       </w:r>
     </w:p>
     <w:p>
@@ -3545,20 +3531,11 @@
       </w:r>
     </w:p>
     <w:p>
-      <w:pPr>
-        <w:spacing w:line="240" w:lineRule="auto"/>
-        <w:rPr>
-          <w:rFonts w:ascii="Times New Roman" w:hAnsi="Times New Roman"/>
-          <w:i/>
-          <w:color w:val="FF0000"/>
-          <w:sz w:val="24"/>
-        </w:rPr>
-      </w:pPr>
-      <w:r>
-        <w:rPr>
-          <w:rFonts w:ascii="Times New Roman" w:hAnsi="Times New Roman"/>
-          <w:i/>
-          <w:color w:val="FF0000"/>
+      <w:r>
+        <w:rPr>
+          <w:rFonts w:ascii="Times New Roman" w:hAnsi="Times New Roman"/>
+          <w:i/>
+          <w:color w:val="FF4400"/>
           <w:sz w:val="24"/>
         </w:rPr>
         <w:t xml:space="preserve">Тропар (г. 7): </w:t>
@@ -3566,24 +3543,6 @@
       <w:r>
         <w:rPr>
           <w:rFonts w:ascii="Times New Roman" w:hAnsi="Times New Roman"/>
-          <w:sz w:val="24"/>
-        </w:rPr>
-        <w:t>Хоч запечатаний був гріб,* як життя із гробу возсіяв Ти, Христе Боже,* і хоч замкнені були двері,* ученикам представ єси, як воскресіння всіх,* дух правий через них обновлюючи нам,* по великій Твоїй милості.</w:t>
-      </w:r>
-    </w:p>
-    <w:p>
-      <w:r>
-        <w:rPr>
-          <w:rFonts w:ascii="Times New Roman" w:hAnsi="Times New Roman"/>
-          <w:i/>
-          <w:color w:val="FF4400"/>
-          <w:sz w:val="24"/>
-        </w:rPr>
-        <w:t xml:space="preserve">Тропар (г. 7): </w:t>
-      </w:r>
-      <w:r>
-        <w:rPr>
-          <w:rFonts w:ascii="Times New Roman" w:hAnsi="Times New Roman"/>
           <w:color w:val="333333"/>
           <w:sz w:val="24"/>
         </w:rPr>
@@ -3607,33 +3566,30 @@
       </w:r>
     </w:p>
     <w:p>
-      <w:pPr>
-        <w:spacing w:after="120" w:line="240" w:lineRule="auto"/>
-        <w:ind w:hanging="2"/>
-        <w:jc w:val="both"/>
-        <w:rPr>
-          <w:rFonts w:ascii="Times New Roman" w:hAnsi="Times New Roman"/>
-          <w:sz w:val="24"/>
-          <w:szCs w:val="24"/>
-        </w:rPr>
-      </w:pPr>
-      <w:r>
-        <w:rPr>
-          <w:rFonts w:ascii="Times New Roman" w:hAnsi="Times New Roman"/>
-          <w:i/>
-          <w:color w:val="FF0000"/>
-          <w:sz w:val="24"/>
-          <w:szCs w:val="24"/>
-        </w:rPr>
-        <w:t>Кондак (г. 4):</w:t>
-      </w:r>
-      <w:r>
-        <w:rPr>
-          <w:rFonts w:ascii="Times New Roman" w:hAnsi="Times New Roman"/>
-          <w:sz w:val="24"/>
-          <w:szCs w:val="24"/>
-        </w:rPr>
-        <w:t xml:space="preserve"> Ставши гідними невістами Господа,* Ви принесли Йому у дар кров і жертву,* страстоносиці й отроковиці Ірино й Агапіє, з Хіонією славною.* І ясно освітили божественну світлицю,* неустанно просвічувані невимовним світлом.* Тому святу і чесну вашу пам’ять духовно святкуючи,* Спаса прославляємо, і вірно взиваємо:* моліться за нас до Господа. </w:t>
+      <w:r>
+        <w:rPr>
+          <w:rFonts w:ascii="Times New Roman" w:hAnsi="Times New Roman"/>
+          <w:i/>
+          <w:color w:val="FF0000"/>
+          <w:sz w:val="24"/>
+        </w:rPr>
+        <w:t>Кондак (г. 4)</w:t>
+      </w:r>
+      <w:r>
+        <w:rPr>
+          <w:rFonts w:ascii="Times New Roman" w:hAnsi="Times New Roman"/>
+          <w:i/>
+          <w:color w:val="FF0000"/>
+          <w:sz w:val="24"/>
+        </w:rPr>
+        <w:t>:</w:t>
+      </w:r>
+      <w:r>
+        <w:rPr>
+          <w:rFonts w:ascii="Times New Roman" w:hAnsi="Times New Roman"/>
+          <w:sz w:val="24"/>
+        </w:rPr>
+        <w:t xml:space="preserve"> Наслідуючи священні ісповідання,* і закінчивши життя як мученик, на небеса піднявся ти, Артемоне мудрий,* і прийняв від Бога вінець нев’янучий.* Тому святу твою пам’ять святкуємо, взиваючи:* пом’яни нас, Священномученику,* що стоїш перед Христом. </w:t>
       </w:r>
     </w:p>
     <w:p>
@@ -3911,32 +3867,30 @@
       </w:r>
     </w:p>
     <w:p>
-      <w:pPr>
-        <w:spacing w:after="288" w:line="240" w:lineRule="auto"/>
-        <w:ind w:hanging="2"/>
-        <w:rPr>
-          <w:rFonts w:ascii="Times New Roman" w:hAnsi="Times New Roman"/>
-          <w:sz w:val="24"/>
-          <w:szCs w:val="24"/>
-        </w:rPr>
-      </w:pPr>
-      <w:r>
-        <w:rPr>
-          <w:rFonts w:ascii="Times New Roman" w:hAnsi="Times New Roman"/>
-          <w:i/>
-          <w:color w:val="FF0000"/>
-          <w:sz w:val="24"/>
-          <w:szCs w:val="24"/>
-        </w:rPr>
-        <w:t>Кондак (г. 3):</w:t>
-      </w:r>
-      <w:r>
-        <w:rPr>
-          <w:rFonts w:ascii="Times New Roman" w:hAnsi="Times New Roman"/>
-          <w:sz w:val="24"/>
-          <w:szCs w:val="24"/>
-        </w:rPr>
-        <w:t xml:space="preserve"> Як на вогняну колісницю піднявся ти добрими ділами, Богоносний,* увійшов ти у небесні оселі,* і жив ти мов Ангел з людьми,* і як людина з Ангелами радієш.* Тому виявився ти божественним вмістилищем чудес,* Теодоре преподобний. </w:t>
+      <w:r>
+        <w:rPr>
+          <w:rFonts w:ascii="Times New Roman" w:hAnsi="Times New Roman"/>
+          <w:i/>
+          <w:color w:val="FF0000"/>
+          <w:sz w:val="24"/>
+        </w:rPr>
+        <w:t>Кондак (г. 4)</w:t>
+      </w:r>
+      <w:r>
+        <w:rPr>
+          <w:rFonts w:ascii="Times New Roman" w:hAnsi="Times New Roman"/>
+          <w:i/>
+          <w:color w:val="FF0000"/>
+          <w:sz w:val="24"/>
+        </w:rPr>
+        <w:t>:</w:t>
+      </w:r>
+      <w:r>
+        <w:rPr>
+          <w:rFonts w:ascii="Times New Roman" w:hAnsi="Times New Roman"/>
+          <w:sz w:val="24"/>
+        </w:rPr>
+        <w:t xml:space="preserve"> Наслідуючи священні ісповідання,* і закінчивши життя як мученик, на небеса піднявся ти, Артемоне мудрий,* і прийняв від Бога вінець нев’янучий.* Тому святу твою пам’ять святкуємо, взиваючи:* пом’яни нас, Священномученику,* що стоїш перед Христом. </w:t>
       </w:r>
     </w:p>
     <w:p>
@@ -5740,20 +5694,11 @@
       </w:r>
     </w:p>
     <w:p>
-      <w:pPr>
-        <w:spacing w:line="240" w:lineRule="auto"/>
-        <w:rPr>
-          <w:rFonts w:ascii="Times New Roman" w:hAnsi="Times New Roman"/>
-          <w:i/>
-          <w:color w:val="FF0000"/>
-          <w:sz w:val="24"/>
-        </w:rPr>
-      </w:pPr>
-      <w:r>
-        <w:rPr>
-          <w:rFonts w:ascii="Times New Roman" w:hAnsi="Times New Roman"/>
-          <w:i/>
-          <w:color w:val="FF0000"/>
+      <w:r>
+        <w:rPr>
+          <w:rFonts w:ascii="Times New Roman" w:hAnsi="Times New Roman"/>
+          <w:i/>
+          <w:color w:val="FF4400"/>
           <w:sz w:val="24"/>
         </w:rPr>
         <w:t xml:space="preserve">Тропар (г. 7): </w:t>
@@ -5761,9 +5706,10 @@
       <w:r>
         <w:rPr>
           <w:rFonts w:ascii="Times New Roman" w:hAnsi="Times New Roman"/>
-          <w:sz w:val="24"/>
-        </w:rPr>
-        <w:t>Хоч запечатаний був гріб,* як життя із гробу возсіяв Ти, Христе Боже,* і хоч замкнені були двері,* ученикам представ єси, як воскресіння всіх,* дух правий через них обновлюючи нам,* по великій Твоїй милості.</w:t>
+          <w:color w:val="333333"/>
+          <w:sz w:val="24"/>
+        </w:rPr>
+        <w:t>Хоч запечатаний був гріб,* як життя із гробу возсіяв Ти, Христе Боже,* і хоч замкнені були двері,* ученикам представ єси, як воскресіння всіх,* дух правий через них обновляючи нам,* по великій Твоїй милості.</w:t>
       </w:r>
     </w:p>
     <w:p>
@@ -6042,29 +5988,22 @@
       </w:r>
     </w:p>
     <w:p>
-      <w:pPr>
-        <w:spacing w:line="240" w:lineRule="auto"/>
-        <w:rPr>
-          <w:rFonts w:ascii="Times New Roman" w:hAnsi="Times New Roman"/>
-          <w:sz w:val="24"/>
-        </w:rPr>
-      </w:pPr>
-      <w:r>
-        <w:rPr>
-          <w:rFonts w:ascii="Times New Roman" w:hAnsi="Times New Roman"/>
-          <w:i/>
-          <w:color w:val="FF0000"/>
-          <w:sz w:val="24"/>
-        </w:rPr>
-        <w:lastRenderedPageBreak/>
-        <w:t xml:space="preserve">Кондак (г. 8): </w:t>
-      </w:r>
-      <w:r>
-        <w:rPr>
-          <w:rFonts w:ascii="Times New Roman" w:hAnsi="Times New Roman"/>
-          <w:sz w:val="24"/>
-        </w:rPr>
-        <w:t>Допитливою десницею* життєдайні Твої ребра Тома провірив, Христе Боже,* бо, хоч замкнені були двері, як Ти увійшов,* він із іншими апостолами кликав до Тебе:* Господь єси і Бог мій.</w:t>
+      <w:r>
+        <w:rPr>
+          <w:rFonts w:ascii="Times New Roman" w:hAnsi="Times New Roman"/>
+          <w:i/>
+          <w:color w:val="FF4400"/>
+          <w:sz w:val="24"/>
+        </w:rPr>
+        <w:t>Кондак (г. 8):</w:t>
+      </w:r>
+      <w:r>
+        <w:rPr>
+          <w:rFonts w:ascii="Times New Roman" w:hAnsi="Times New Roman"/>
+          <w:color w:val="333333"/>
+          <w:sz w:val="24"/>
+        </w:rPr>
+        <w:t xml:space="preserve"> Допитливою десницею* життєдайні Твої ребра Тома провірив, Христе Боже,* бо, хоч замкнені були двері, як Ти увійшов,* він із іншими апостолами кликав до Тебе:* Господь єси і Бог мій.</w:t>
       </w:r>
     </w:p>
     <w:p>
@@ -7782,20 +7721,11 @@
       </w:r>
     </w:p>
     <w:p>
-      <w:pPr>
-        <w:spacing w:line="240" w:lineRule="auto"/>
-        <w:rPr>
-          <w:rFonts w:ascii="Times New Roman" w:hAnsi="Times New Roman"/>
-          <w:i/>
-          <w:color w:val="FF0000"/>
-          <w:sz w:val="24"/>
-        </w:rPr>
-      </w:pPr>
-      <w:r>
-        <w:rPr>
-          <w:rFonts w:ascii="Times New Roman" w:hAnsi="Times New Roman"/>
-          <w:i/>
-          <w:color w:val="FF0000"/>
+      <w:r>
+        <w:rPr>
+          <w:rFonts w:ascii="Times New Roman" w:hAnsi="Times New Roman"/>
+          <w:i/>
+          <w:color w:val="FF4400"/>
           <w:sz w:val="24"/>
         </w:rPr>
         <w:t xml:space="preserve">Тропар (г. 7): </w:t>
@@ -7803,24 +7733,6 @@
       <w:r>
         <w:rPr>
           <w:rFonts w:ascii="Times New Roman" w:hAnsi="Times New Roman"/>
-          <w:sz w:val="24"/>
-        </w:rPr>
-        <w:t>Хоч запечатаний був гріб,* як життя із гробу возсіяв Ти, Христе Боже,* і хоч замкнені були двері,* ученикам представ єси, як воскресіння всіх,* дух правий через них обновлюючи нам,* по великій Твоїй милості.</w:t>
-      </w:r>
-    </w:p>
-    <w:p>
-      <w:r>
-        <w:rPr>
-          <w:rFonts w:ascii="Times New Roman" w:hAnsi="Times New Roman"/>
-          <w:i/>
-          <w:color w:val="FF4400"/>
-          <w:sz w:val="24"/>
-        </w:rPr>
-        <w:t xml:space="preserve">Тропар (г. 7): </w:t>
-      </w:r>
-      <w:r>
-        <w:rPr>
-          <w:rFonts w:ascii="Times New Roman" w:hAnsi="Times New Roman"/>
           <w:color w:val="333333"/>
           <w:sz w:val="24"/>
         </w:rPr>
@@ -7844,32 +7756,43 @@
       </w:r>
     </w:p>
     <w:p>
-      <w:pPr>
-        <w:spacing w:after="120" w:line="240" w:lineRule="auto"/>
-        <w:ind w:hanging="2"/>
-        <w:jc w:val="both"/>
-        <w:rPr>
-          <w:rFonts w:ascii="Times New Roman" w:hAnsi="Times New Roman"/>
-          <w:sz w:val="24"/>
-          <w:szCs w:val="24"/>
-        </w:rPr>
-      </w:pPr>
-      <w:r>
-        <w:rPr>
-          <w:rFonts w:ascii="Times New Roman" w:hAnsi="Times New Roman"/>
-          <w:i/>
-          <w:color w:val="FF0000"/>
-          <w:sz w:val="24"/>
-          <w:szCs w:val="24"/>
+      <w:r>
+        <w:rPr>
+          <w:rFonts w:ascii="Times New Roman" w:hAnsi="Times New Roman"/>
+          <w:i/>
+          <w:color w:val="FF0000"/>
+          <w:sz w:val="24"/>
         </w:rPr>
         <w:t>Тропар (г. 4):</w:t>
       </w:r>
       <w:r>
         <w:rPr>
           <w:rFonts w:ascii="Times New Roman" w:hAnsi="Times New Roman"/>
-          <w:i/>
-          <w:sz w:val="24"/>
-          <w:szCs w:val="24"/>
+          <w:sz w:val="24"/>
+        </w:rPr>
+        <w:t xml:space="preserve"> I звичаїв апостол</w:t>
+      </w:r>
+      <w:r>
+        <w:rPr>
+          <w:rFonts w:ascii="Times New Roman" w:hAnsi="Times New Roman"/>
+          <w:sz w:val="24"/>
+        </w:rPr>
+        <w:t>ів причасником і їх намісником стався ти,* знайшов ти шлях, богонатхненний, як дійти до видіння.* Задля того слово істини справляючи,* і задля віри пострадав ти аж до крови, священномученику Артемоне</w:t>
+      </w:r>
+      <w:r>
+        <w:rPr>
+          <w:rFonts w:ascii="Times New Roman" w:hAnsi="Times New Roman"/>
+          <w:i/>
+          <w:sz w:val="24"/>
+        </w:rPr>
+        <w:t>,</w:t>
+      </w:r>
+      <w:r>
+        <w:rPr>
+          <w:rFonts w:ascii="Times New Roman" w:hAnsi="Times New Roman"/>
+          <w:i/>
+          <w:color w:val="FF0000"/>
+          <w:sz w:val="24"/>
         </w:rPr>
         <w:t xml:space="preserve"> </w:t>
       </w:r>
@@ -7877,9 +7800,8 @@
         <w:rPr>
           <w:rFonts w:ascii="Times New Roman" w:hAnsi="Times New Roman"/>
           <w:sz w:val="24"/>
-          <w:szCs w:val="24"/>
-        </w:rPr>
-        <w:t>Агниці духовні, до Агнця і Пастиря Христа були приведені,* завершили життя як мучениці й віру зберегли.* Тому сьогодні з радісною душею звершуємо* гідну великого подиву святу пам’ять вашу,* Христа величаючи.</w:t>
+        </w:rPr>
+        <w:t>моли Христа Бога, щоб спаслися душі наші.</w:t>
       </w:r>
     </w:p>
     <w:p>
@@ -8170,33 +8092,30 @@
       </w:r>
     </w:p>
     <w:p>
-      <w:pPr>
-        <w:spacing w:after="120" w:line="240" w:lineRule="auto"/>
-        <w:ind w:hanging="2"/>
-        <w:jc w:val="both"/>
-        <w:rPr>
-          <w:rFonts w:ascii="Times New Roman" w:hAnsi="Times New Roman"/>
-          <w:sz w:val="24"/>
-          <w:szCs w:val="24"/>
-        </w:rPr>
-      </w:pPr>
-      <w:r>
-        <w:rPr>
-          <w:rFonts w:ascii="Times New Roman" w:hAnsi="Times New Roman"/>
-          <w:i/>
-          <w:color w:val="FF0000"/>
-          <w:sz w:val="24"/>
-          <w:szCs w:val="24"/>
-        </w:rPr>
-        <w:t>Кондак (г. 4):</w:t>
-      </w:r>
-      <w:r>
-        <w:rPr>
-          <w:rFonts w:ascii="Times New Roman" w:hAnsi="Times New Roman"/>
-          <w:sz w:val="24"/>
-          <w:szCs w:val="24"/>
-        </w:rPr>
-        <w:t xml:space="preserve"> Ставши гідними невістами Господа,* Ви принесли Йому у дар кров і жертву,* страстоносиці й отроковиці Ірино й Агапіє, з Хіонією славною.* І ясно освітили божественну світлицю,* неустанно просвічувані невимовним світлом.* Тому святу і чесну вашу пам’ять духовно святкуючи,* Спаса прославляємо, і вірно взиваємо:* моліться за нас до Господа. </w:t>
+      <w:r>
+        <w:rPr>
+          <w:rFonts w:ascii="Times New Roman" w:hAnsi="Times New Roman"/>
+          <w:i/>
+          <w:color w:val="FF0000"/>
+          <w:sz w:val="24"/>
+        </w:rPr>
+        <w:t>Кондак (г. 4)</w:t>
+      </w:r>
+      <w:r>
+        <w:rPr>
+          <w:rFonts w:ascii="Times New Roman" w:hAnsi="Times New Roman"/>
+          <w:i/>
+          <w:color w:val="FF0000"/>
+          <w:sz w:val="24"/>
+        </w:rPr>
+        <w:t>:</w:t>
+      </w:r>
+      <w:r>
+        <w:rPr>
+          <w:rFonts w:ascii="Times New Roman" w:hAnsi="Times New Roman"/>
+          <w:sz w:val="24"/>
+        </w:rPr>
+        <w:t xml:space="preserve"> Наслідуючи священні ісповідання,* і закінчивши життя як мученик, на небеса піднявся ти, Артемоне мудрий,* і прийняв від Бога вінець нев’янучий.* Тому святу твою пам’ять святкуємо, взиваючи:* пом’яни нас, Священномученику,* що стоїш перед Христом. </w:t>
       </w:r>
     </w:p>
     <w:p>
